--- a/conteudo-assistente/Comercial.docx
+++ b/conteudo-assistente/Comercial.docx
@@ -41,7 +41,7 @@
           <w:pgNumType w:start="1"/>
         </w:sectPr>
       </w:pPr>
-      <w:bookmarkStart w:colFirst="0" w:colLast="0" w:name="_8ekns1cx4b9h" w:id="0"/>
+      <w:bookmarkStart w:colFirst="0" w:colLast="0" w:name="_gf7zd2gu8fyy" w:id="0"/>
       <w:bookmarkEnd w:id="0"/>
       <w:r>
         <w:rPr>
@@ -60,43 +60,12 @@
           <w:vertAlign w:val="baseline"/>
           <w:rtl w:val="0"/>
         </w:rPr>
-        <w:t xml:space="preserve">Comercial</w:t>
-      </w:r>
-      <w:r>
-        <w:rPr>
-          <w:rtl w:val="0"/>
-        </w:rPr>
-      </w:r>
-    </w:p>
-    <w:p>
-      <w:pPr>
-        <w:jc w:val="center"/>
-        <w:rPr>
-          <w:b w:val="1"/>
-          <w:bCs w:val="1"/>
-        </w:rPr>
-      </w:pPr>
-      <w:r>
-        <w:rPr>
-          <w:rtl w:val="0"/>
-        </w:rPr>
-      </w:r>
-    </w:p>
-    <w:p>
-      <w:pPr>
-        <w:jc w:val="center"/>
-        <w:rPr>
-          <w:b w:val="1"/>
-          <w:bCs w:val="1"/>
-        </w:rPr>
-      </w:pPr>
-      <w:r>
-        <w:rPr>
-          <w:b w:val="1"/>
-          <w:bCs w:val="1"/>
-          <w:rtl w:val="0"/>
-        </w:rPr>
-        <w:t xml:space="preserve">Informações para o Comercial em caso de acordo – Comercial</w:t>
+        <w:t xml:space="preserve">Informações para o Comercial em caso de acordo</w:t>
+      </w:r>
+      <w:r>
+        <w:rPr>
+          <w:rtl w:val="0"/>
+        </w:rPr>
       </w:r>
     </w:p>
     <w:p>

--- a/conteudo-assistente/Comercial.docx
+++ b/conteudo-assistente/Comercial.docx
@@ -41,7 +41,7 @@
           <w:pgNumType w:start="1"/>
         </w:sectPr>
       </w:pPr>
-      <w:bookmarkStart w:colFirst="0" w:colLast="0" w:name="_gf7zd2gu8fyy" w:id="0"/>
+      <w:bookmarkStart w:colFirst="0" w:colLast="0" w:name="_qn9c5obss3st" w:id="0"/>
       <w:bookmarkEnd w:id="0"/>
       <w:r>
         <w:rPr>
@@ -60,7 +60,7 @@
           <w:vertAlign w:val="baseline"/>
           <w:rtl w:val="0"/>
         </w:rPr>
-        <w:t xml:space="preserve">Informações para o Comercial em caso de acordo</w:t>
+        <w:t xml:space="preserve">Informações sobre produtos comerciais</w:t>
       </w:r>
       <w:r>
         <w:rPr>
@@ -77,71 +77,26 @@
       </w:pPr>
       <w:r>
         <w:rPr>
-          <w:rtl w:val="0"/>
-        </w:rPr>
-      </w:r>
-    </w:p>
-    <w:p>
-      <w:pPr>
-        <w:rPr/>
-      </w:pPr>
-      <w:r>
-        <w:rPr>
-          <w:rtl w:val="0"/>
-        </w:rPr>
-        <w:t xml:space="preserve">Orientações: O cliente informa que aceita fazer o pagamento dentro dos parâmetros </w:t>
-      </w:r>
-      <w:r>
-        <w:rPr>
-          <w:rtl w:val="0"/>
-        </w:rPr>
-        <w:t xml:space="preserve">estabelecido</w:t>
-      </w:r>
-      <w:r>
-        <w:rPr>
-          <w:rtl w:val="0"/>
-        </w:rPr>
-        <w:t xml:space="preserve"> para o produto.</w:t>
-      </w:r>
-    </w:p>
-    <w:p>
-      <w:pPr>
-        <w:rPr/>
-      </w:pPr>
-      <w:r>
-        <w:rPr>
-          <w:rtl w:val="0"/>
-        </w:rPr>
-        <w:t xml:space="preserve">Ofertar a emissão do boleto, caso não seja débito em conta.</w:t>
-      </w:r>
-    </w:p>
-    <w:p>
-      <w:pPr>
-        <w:rPr/>
-      </w:pPr>
-      <w:r>
-        <w:rPr>
-          <w:rtl w:val="0"/>
-        </w:rPr>
-      </w:r>
-    </w:p>
-    <w:p>
-      <w:pPr>
-        <w:rPr/>
-      </w:pPr>
-      <w:r>
-        <w:rPr>
           <w:b w:val="1"/>
           <w:bCs w:val="1"/>
           <w:rtl w:val="0"/>
         </w:rPr>
-        <w:t xml:space="preserve">Pagamento Total:</w:t>
-      </w:r>
-      <w:r>
-        <w:rPr>
-          <w:rtl w:val="0"/>
-        </w:rPr>
-        <w:t xml:space="preserve"> Cliente informa pagamento total.</w:t>
+        <w:t xml:space="preserve">CROT - Limite de conta/cheque especial - ATÉ 60 DIAS:</w:t>
+      </w:r>
+    </w:p>
+    <w:p>
+      <w:pPr>
+        <w:numPr>
+          <w:ilvl w:val="0"/>
+          <w:numId w:val="6"/>
+        </w:numPr>
+        <w:ind w:left="720" w:hanging="360"/>
+      </w:pPr>
+      <w:r>
+        <w:rPr>
+          <w:rtl w:val="0"/>
+        </w:rPr>
+        <w:t xml:space="preserve">Não existe emissão de boleto, precisa que o cliente deposite na conta corrente vinculada ao empréstimo para quitação.</w:t>
       </w:r>
     </w:p>
     <w:p>
@@ -152,470 +107,262 @@
         <w:rPr>
           <w:rtl w:val="0"/>
         </w:rPr>
-        <w:t xml:space="preserve">Agradecer a confirmação do pagamento.</w:t>
-      </w:r>
-    </w:p>
-    <w:p>
-      <w:pPr>
-        <w:rPr/>
-      </w:pPr>
-      <w:r>
-        <w:rPr>
-          <w:rtl w:val="0"/>
-        </w:rPr>
-      </w:r>
-    </w:p>
-    <w:p>
-      <w:pPr>
-        <w:rPr/>
-      </w:pPr>
-      <w:r>
+      </w:r>
+    </w:p>
+    <w:p>
+      <w:pPr>
         <w:rPr>
           <w:b w:val="1"/>
           <w:bCs w:val="1"/>
-          <w:rtl w:val="0"/>
-        </w:rPr>
-        <w:t xml:space="preserve">Pagamento Parcial: </w:t>
-      </w:r>
-      <w:r>
-        <w:rPr>
-          <w:rtl w:val="0"/>
-        </w:rPr>
-        <w:t xml:space="preserve">Cliente informa pagamento parcial (no mínimo, uma prestação mais antiga).</w:t>
-      </w:r>
-    </w:p>
-    <w:p>
-      <w:pPr>
-        <w:rPr/>
-      </w:pPr>
-      <w:r>
-        <w:rPr>
-          <w:rtl w:val="0"/>
-        </w:rPr>
-        <w:t xml:space="preserve">Agradecer a confirmação do pagamento e informar que:</w:t>
-      </w:r>
-    </w:p>
-    <w:p>
-      <w:pPr>
-        <w:rPr/>
-      </w:pPr>
-      <w:r>
-        <w:rPr>
-          <w:rtl w:val="0"/>
-        </w:rPr>
-      </w:r>
-    </w:p>
-    <w:p>
-      <w:pPr>
-        <w:rPr/>
-      </w:pPr>
-      <w:r>
-        <w:rPr>
-          <w:rtl w:val="0"/>
-        </w:rPr>
-        <w:t xml:space="preserve">• Informar que o contrato continua inadimplente até o pagamento total da dívida;</w:t>
-      </w:r>
-    </w:p>
-    <w:p>
-      <w:pPr>
-        <w:rPr/>
-      </w:pPr>
-      <w:r>
-        <w:rPr>
-          <w:rtl w:val="0"/>
-        </w:rPr>
-        <w:t xml:space="preserve">• Informar que continuam as ligações e ações de cobrança, o registro no SPC e SERASA.</w:t>
-      </w:r>
-    </w:p>
-    <w:p>
-      <w:pPr>
-        <w:rPr/>
-      </w:pPr>
-      <w:r>
-        <w:rPr>
-          <w:rtl w:val="0"/>
-        </w:rPr>
-      </w:r>
-    </w:p>
-    <w:p>
-      <w:pPr>
+        </w:rPr>
+      </w:pPr>
+      <w:r>
         <w:rPr>
           <w:b w:val="1"/>
           <w:bCs w:val="1"/>
-        </w:rPr>
-      </w:pPr>
-      <w:r>
+          <w:rtl w:val="0"/>
+        </w:rPr>
+        <w:t xml:space="preserve">CDC - ATÉ 60 DIAS:</w:t>
+      </w:r>
+    </w:p>
+    <w:p>
+      <w:pPr>
+        <w:numPr>
+          <w:ilvl w:val="0"/>
+          <w:numId w:val="7"/>
+        </w:numPr>
+        <w:ind w:left="720" w:hanging="360"/>
+      </w:pPr>
+      <w:r>
+        <w:rPr>
+          <w:rtl w:val="0"/>
+        </w:rPr>
+        <w:t xml:space="preserve">O produto é preferencialmente débito em conta, precisa que o cliente deposite na conta corrente vinculada ao empréstimo para quitação.</w:t>
+      </w:r>
+    </w:p>
+    <w:p>
+      <w:pPr>
+        <w:rPr/>
+      </w:pPr>
+      <w:r>
+        <w:rPr>
+          <w:rtl w:val="0"/>
+        </w:rPr>
+      </w:r>
+    </w:p>
+    <w:p>
+      <w:pPr>
         <w:rPr>
           <w:b w:val="1"/>
           <w:bCs w:val="1"/>
-          <w:rtl w:val="0"/>
-        </w:rPr>
-        <w:t xml:space="preserve">Atualizar e-mail e telefone celular do cliente:</w:t>
-      </w:r>
-    </w:p>
-    <w:p>
-      <w:pPr>
-        <w:rPr/>
-      </w:pPr>
-      <w:r>
-        <w:rPr>
-          <w:rtl w:val="0"/>
-        </w:rPr>
-        <w:t xml:space="preserve">Gostaríamos de garantir que seus dados de contato estejam atualizados para que possamos enviar informações necessárias e futuras comunicações. Poderia, por favor, confirmar o seu e-mail e o telefone atual?</w:t>
-      </w:r>
-    </w:p>
-    <w:p>
-      <w:pPr>
-        <w:rPr/>
-      </w:pPr>
-      <w:r>
-        <w:rPr>
-          <w:rtl w:val="0"/>
-        </w:rPr>
-      </w:r>
-    </w:p>
-    <w:p>
-      <w:pPr>
+        </w:rPr>
+      </w:pPr>
+      <w:r>
         <w:rPr>
           <w:b w:val="1"/>
           <w:bCs w:val="1"/>
-        </w:rPr>
-      </w:pPr>
-      <w:r>
+          <w:rtl w:val="0"/>
+        </w:rPr>
+        <w:t xml:space="preserve">CRÉDITO CONSIGNADO - (Pagamento parcial):</w:t>
+      </w:r>
+    </w:p>
+    <w:p>
+      <w:pPr>
+        <w:numPr>
+          <w:ilvl w:val="0"/>
+          <w:numId w:val="11"/>
+        </w:numPr>
+        <w:ind w:left="720" w:hanging="360"/>
+      </w:pPr>
+      <w:r>
+        <w:rPr>
+          <w:rtl w:val="0"/>
+        </w:rPr>
+        <w:t xml:space="preserve">Caso o produto seja Crédito Consignado e for situação de pagamento parcial da prestação, informar que o sistema </w:t>
+      </w:r>
+      <w:r>
+        <w:rPr>
+          <w:rtl w:val="0"/>
+        </w:rPr>
+        <w:t xml:space="preserve">debitou</w:t>
+      </w:r>
+      <w:r>
+        <w:rPr>
+          <w:rtl w:val="0"/>
+        </w:rPr>
+        <w:t xml:space="preserve"> apenas uma parte da parcela e ficou pendente o complemento.</w:t>
+      </w:r>
+    </w:p>
+    <w:p>
+      <w:pPr>
+        <w:rPr/>
+      </w:pPr>
+      <w:r>
+        <w:rPr>
+          <w:rtl w:val="0"/>
+        </w:rPr>
+      </w:r>
+    </w:p>
+    <w:p>
+      <w:pPr>
         <w:rPr>
           <w:b w:val="1"/>
           <w:bCs w:val="1"/>
-          <w:rtl w:val="0"/>
-        </w:rPr>
-        <w:t xml:space="preserve">Caso o cliente pergunte:</w:t>
-      </w:r>
-    </w:p>
-    <w:p>
-      <w:pPr>
-        <w:rPr/>
-      </w:pPr>
-      <w:r>
-        <w:rPr>
-          <w:rtl w:val="0"/>
-        </w:rPr>
-        <w:t xml:space="preserve">Dúvidas podem ser esclarecidas acessando o www.caixa.gov.br/negociar ou pelo WhatsApp 0800 104 0104.</w:t>
-      </w:r>
-    </w:p>
-    <w:p>
-      <w:pPr>
-        <w:rPr/>
-      </w:pPr>
-      <w:r>
-        <w:rPr>
-          <w:rtl w:val="0"/>
-        </w:rPr>
-      </w:r>
-    </w:p>
-    <w:p>
-      <w:pPr>
-        <w:jc w:val="center"/>
+        </w:rPr>
+      </w:pPr>
+      <w:r>
         <w:rPr>
           <w:b w:val="1"/>
           <w:bCs w:val="1"/>
-        </w:rPr>
-      </w:pPr>
-      <w:r>
+          <w:rtl w:val="0"/>
+        </w:rPr>
+        <w:t xml:space="preserve">CRÉDITO RURAL - (consequências do atraso):</w:t>
+      </w:r>
+    </w:p>
+    <w:p>
+      <w:pPr>
+        <w:numPr>
+          <w:ilvl w:val="0"/>
+          <w:numId w:val="1"/>
+        </w:numPr>
+        <w:ind w:left="720" w:hanging="360"/>
+      </w:pPr>
+      <w:r>
+        <w:rPr>
+          <w:rtl w:val="0"/>
+        </w:rPr>
+        <w:t xml:space="preserve">Por se tratar de recurso com juros subsidiados, o cliente pode ficar impedido de contratar novas linhas de crédito rural;</w:t>
+      </w:r>
+    </w:p>
+    <w:p>
+      <w:pPr>
+        <w:ind w:left="720" w:firstLine="0"/>
+        <w:rPr/>
+      </w:pPr>
+      <w:r>
+        <w:rPr>
+          <w:rtl w:val="0"/>
+        </w:rPr>
+      </w:r>
+    </w:p>
+    <w:p>
+      <w:pPr>
+        <w:numPr>
+          <w:ilvl w:val="0"/>
+          <w:numId w:val="1"/>
+        </w:numPr>
+        <w:ind w:left="720" w:hanging="360"/>
+      </w:pPr>
+      <w:r>
+        <w:rPr>
+          <w:rtl w:val="0"/>
+        </w:rPr>
+        <w:t xml:space="preserve">A falta de pagamento implica na inscrição nos cadastros restritivos após 60 dias de atraso e na execução judicial do contrato após 90 dias.</w:t>
+      </w:r>
+    </w:p>
+    <w:p>
+      <w:pPr>
+        <w:rPr/>
+      </w:pPr>
+      <w:r>
+        <w:rPr>
+          <w:rtl w:val="0"/>
+        </w:rPr>
+      </w:r>
+    </w:p>
+    <w:p>
+      <w:pPr>
         <w:rPr>
           <w:b w:val="1"/>
           <w:bCs w:val="1"/>
-          <w:rtl w:val="0"/>
-        </w:rPr>
-        <w:t xml:space="preserve">OUTRAS INFORMAÇÕES SOBRE PRODUTOS COMERCIAIS</w:t>
-      </w:r>
-    </w:p>
-    <w:p>
-      <w:pPr>
-        <w:rPr/>
-      </w:pPr>
-      <w:r>
-        <w:rPr>
-          <w:rtl w:val="0"/>
-        </w:rPr>
-      </w:r>
-    </w:p>
-    <w:p>
-      <w:pPr>
+        </w:rPr>
+      </w:pPr>
+      <w:r>
         <w:rPr>
           <w:b w:val="1"/>
           <w:bCs w:val="1"/>
-        </w:rPr>
-      </w:pPr>
-      <w:r>
+          <w:rtl w:val="0"/>
+        </w:rPr>
+        <w:t xml:space="preserve">CLIENTE PRETENDE ALTERAR A DATA DE VENCIMENTO:</w:t>
+      </w:r>
+    </w:p>
+    <w:p>
+      <w:pPr>
+        <w:numPr>
+          <w:ilvl w:val="0"/>
+          <w:numId w:val="5"/>
+        </w:numPr>
+        <w:ind w:left="720" w:hanging="360"/>
+      </w:pPr>
+      <w:r>
+        <w:rPr>
+          <w:rtl w:val="0"/>
+        </w:rPr>
+        <w:t xml:space="preserve">Não há alteração de data para contratos comerciais.</w:t>
+      </w:r>
+    </w:p>
+    <w:p>
+      <w:pPr>
+        <w:rPr/>
+      </w:pPr>
+      <w:r>
+        <w:rPr>
+          <w:rtl w:val="0"/>
+        </w:rPr>
+      </w:r>
+    </w:p>
+    <w:p>
+      <w:pPr>
         <w:rPr>
           <w:b w:val="1"/>
           <w:bCs w:val="1"/>
-          <w:rtl w:val="0"/>
-        </w:rPr>
-        <w:t xml:space="preserve">CROT - Limite de conta/cheque especial - ATÉ 60 DIAS:</w:t>
-      </w:r>
-    </w:p>
-    <w:p>
-      <w:pPr>
-        <w:rPr/>
-      </w:pPr>
-      <w:r>
-        <w:rPr>
-          <w:rtl w:val="0"/>
-        </w:rPr>
-        <w:t xml:space="preserve">Não existe emissão de boleto, precisa que o cliente deposite na conta corrente vinculada ao empréstimo para quitação.</w:t>
-      </w:r>
-    </w:p>
-    <w:p>
-      <w:pPr>
-        <w:rPr/>
-      </w:pPr>
-      <w:r>
-        <w:rPr>
-          <w:rtl w:val="0"/>
-        </w:rPr>
-      </w:r>
-    </w:p>
-    <w:p>
-      <w:pPr>
+        </w:rPr>
+      </w:pPr>
+      <w:r>
         <w:rPr>
           <w:b w:val="1"/>
           <w:bCs w:val="1"/>
-        </w:rPr>
-      </w:pPr>
-      <w:r>
+          <w:rtl w:val="0"/>
+        </w:rPr>
+        <w:t xml:space="preserve">Caso o cliente do FIES questione a possibilidade de renegociar ou o desconto para seu contrato, informar:</w:t>
+      </w:r>
+    </w:p>
+    <w:p>
+      <w:pPr>
+        <w:numPr>
+          <w:ilvl w:val="0"/>
+          <w:numId w:val="8"/>
+        </w:numPr>
+        <w:ind w:left="720" w:hanging="360"/>
+      </w:pPr>
+      <w:r>
+        <w:rPr>
+          <w:rtl w:val="0"/>
+        </w:rPr>
+        <w:t xml:space="preserve">Você pode verificar se o seu contrato tem a possibilidade de realizar renegociação no site http://sifesweb.caixa.gov.br , APP FIES CAIXA.</w:t>
+      </w:r>
+    </w:p>
+    <w:p>
+      <w:pPr>
+        <w:rPr/>
+      </w:pPr>
+      <w:r>
+        <w:rPr>
+          <w:rtl w:val="0"/>
+        </w:rPr>
+      </w:r>
+    </w:p>
+    <w:p>
+      <w:pPr>
         <w:rPr>
           <w:b w:val="1"/>
           <w:bCs w:val="1"/>
-          <w:rtl w:val="0"/>
-        </w:rPr>
-        <w:t xml:space="preserve">CDC - ATÉ 60 DIAS:</w:t>
-      </w:r>
-    </w:p>
-    <w:p>
-      <w:pPr>
-        <w:rPr/>
-      </w:pPr>
-      <w:r>
-        <w:rPr>
-          <w:rtl w:val="0"/>
-        </w:rPr>
-        <w:t xml:space="preserve">O produto é preferencialmente débito em conta, precisa que o cliente deposite na conta corrente vinculada ao empréstimo para quitação.</w:t>
-      </w:r>
-    </w:p>
-    <w:p>
-      <w:pPr>
-        <w:rPr/>
-      </w:pPr>
-      <w:r>
-        <w:rPr>
-          <w:rtl w:val="0"/>
-        </w:rPr>
-      </w:r>
-    </w:p>
-    <w:p>
-      <w:pPr>
+        </w:rPr>
+      </w:pPr>
+      <w:r>
         <w:rPr>
           <w:b w:val="1"/>
           <w:bCs w:val="1"/>
-        </w:rPr>
-      </w:pPr>
-      <w:r>
-        <w:rPr>
-          <w:b w:val="1"/>
-          <w:bCs w:val="1"/>
-          <w:rtl w:val="0"/>
-        </w:rPr>
-        <w:t xml:space="preserve">CRÉDITO CONSIGNADO - (pagamento parcial):</w:t>
-      </w:r>
-    </w:p>
-    <w:p>
-      <w:pPr>
-        <w:rPr/>
-      </w:pPr>
-      <w:r>
-        <w:rPr>
-          <w:rtl w:val="0"/>
-        </w:rPr>
-        <w:t xml:space="preserve">Caso o produto seja Crédito Consignado e for situação de pagamento parcial da prestação, informar que o sistema </w:t>
-      </w:r>
-      <w:r>
-        <w:rPr>
-          <w:rtl w:val="0"/>
-        </w:rPr>
-        <w:t xml:space="preserve">debitou</w:t>
-      </w:r>
-      <w:r>
-        <w:rPr>
-          <w:rtl w:val="0"/>
-        </w:rPr>
-        <w:t xml:space="preserve"> apenas uma parte da parcela e ficou pendente o complemento.</w:t>
-      </w:r>
-    </w:p>
-    <w:p>
-      <w:pPr>
-        <w:rPr/>
-      </w:pPr>
-      <w:r>
-        <w:rPr>
-          <w:rtl w:val="0"/>
-        </w:rPr>
-      </w:r>
-    </w:p>
-    <w:p>
-      <w:pPr>
-        <w:rPr>
-          <w:b w:val="1"/>
-          <w:bCs w:val="1"/>
-        </w:rPr>
-      </w:pPr>
-      <w:r>
-        <w:rPr>
-          <w:b w:val="1"/>
-          <w:bCs w:val="1"/>
-          <w:rtl w:val="0"/>
-        </w:rPr>
-        <w:t xml:space="preserve">CRÉDITO RURAL - (consequências do atraso):</w:t>
-      </w:r>
-    </w:p>
-    <w:p>
-      <w:pPr>
-        <w:rPr/>
-      </w:pPr>
-      <w:r>
-        <w:rPr>
-          <w:rtl w:val="0"/>
-        </w:rPr>
-        <w:t xml:space="preserve">Por se tratar de recurso com juros subsidiados, o cliente pode ficar impedido de contratar novas linhas de crédito rural;</w:t>
-      </w:r>
-    </w:p>
-    <w:p>
-      <w:pPr>
-        <w:rPr/>
-      </w:pPr>
-      <w:r>
-        <w:rPr>
-          <w:rtl w:val="0"/>
-        </w:rPr>
-        <w:t xml:space="preserve">A falta de pagamento implica na inscrição nos cadastros restritivos após 60 dias de atraso e na execução judicial do contrato após 90 dias.</w:t>
-      </w:r>
-    </w:p>
-    <w:p>
-      <w:pPr>
-        <w:rPr/>
-      </w:pPr>
-      <w:r>
-        <w:rPr>
-          <w:rtl w:val="0"/>
-        </w:rPr>
-      </w:r>
-    </w:p>
-    <w:p>
-      <w:pPr>
-        <w:rPr>
-          <w:b w:val="1"/>
-          <w:bCs w:val="1"/>
-        </w:rPr>
-      </w:pPr>
-      <w:r>
-        <w:rPr>
-          <w:b w:val="1"/>
-          <w:bCs w:val="1"/>
-          <w:rtl w:val="0"/>
-        </w:rPr>
-        <w:t xml:space="preserve">CLIENTE PRETENDE ALTERAR A DATA DE VENCIMENTO:</w:t>
-      </w:r>
-    </w:p>
-    <w:p>
-      <w:pPr>
-        <w:rPr/>
-      </w:pPr>
-      <w:r>
-        <w:rPr>
-          <w:rtl w:val="0"/>
-        </w:rPr>
-        <w:t xml:space="preserve">• Não há alteração de data para contratos comerciais.</w:t>
-      </w:r>
-    </w:p>
-    <w:p>
-      <w:pPr>
-        <w:rPr/>
-      </w:pPr>
-      <w:r>
-        <w:rPr>
-          <w:rtl w:val="0"/>
-        </w:rPr>
-      </w:r>
-    </w:p>
-    <w:p>
-      <w:pPr>
-        <w:rPr>
-          <w:b w:val="1"/>
-          <w:bCs w:val="1"/>
-        </w:rPr>
-      </w:pPr>
-      <w:r>
-        <w:rPr>
-          <w:b w:val="1"/>
-          <w:bCs w:val="1"/>
-          <w:rtl w:val="0"/>
-        </w:rPr>
-        <w:t xml:space="preserve">FIES:</w:t>
-      </w:r>
-    </w:p>
-    <w:p>
-      <w:pPr>
-        <w:rPr/>
-      </w:pPr>
-      <w:r>
-        <w:rPr>
-          <w:rtl w:val="0"/>
-        </w:rPr>
-        <w:t xml:space="preserve">Caso o cliente do FIES questione a possibilidade de renegociar ou o desconto para seu contrato, informar:</w:t>
-      </w:r>
-    </w:p>
-    <w:p>
-      <w:pPr>
-        <w:rPr/>
-      </w:pPr>
-      <w:r>
-        <w:rPr>
-          <w:rtl w:val="0"/>
-        </w:rPr>
-        <w:t xml:space="preserve">Você pode verificar se o seu contrato tem a possibilidade de realizar renegociação no site</w:t>
-      </w:r>
-    </w:p>
-    <w:p>
-      <w:pPr>
-        <w:rPr/>
-      </w:pPr>
-      <w:r>
-        <w:rPr>
-          <w:rtl w:val="0"/>
-        </w:rPr>
-        <w:t xml:space="preserve">http://sifesweb.caixa.gov.br , APP FIES CAIXA.</w:t>
-      </w:r>
-    </w:p>
-    <w:p>
-      <w:pPr>
-        <w:rPr/>
-      </w:pPr>
-      <w:r>
-        <w:rPr>
-          <w:rtl w:val="0"/>
-        </w:rPr>
-      </w:r>
-    </w:p>
-    <w:p>
-      <w:pPr>
-        <w:rPr>
-          <w:b w:val="1"/>
-          <w:bCs w:val="1"/>
-        </w:rPr>
-      </w:pPr>
-      <w:r>
-        <w:rPr>
-          <w:b w:val="1"/>
-          <w:bCs w:val="1"/>
           <w:rtl w:val="0"/>
         </w:rPr>
         <w:t xml:space="preserve">CARTÃO BNDES:</w:t>
@@ -623,7 +370,11 @@
     </w:p>
     <w:p>
       <w:pPr>
-        <w:rPr/>
+        <w:numPr>
+          <w:ilvl w:val="0"/>
+          <w:numId w:val="3"/>
+        </w:numPr>
+        <w:ind w:left="720" w:hanging="360"/>
       </w:pPr>
       <w:r>
         <w:rPr>
@@ -676,28 +427,36 @@
     </w:p>
     <w:p>
       <w:pPr>
+        <w:numPr>
+          <w:ilvl w:val="0"/>
+          <w:numId w:val="10"/>
+        </w:numPr>
+        <w:ind w:left="720" w:hanging="360"/>
+      </w:pPr>
+      <w:r>
+        <w:rPr>
+          <w:rtl w:val="0"/>
+        </w:rPr>
+        <w:t xml:space="preserve">Quando o cliente retorna no receptivo tendo acordo vigente de para solicitar esclarecimentos ou solicitar o boleto.</w:t>
+      </w:r>
+    </w:p>
+    <w:p>
+      <w:pPr>
         <w:rPr/>
       </w:pPr>
       <w:r>
         <w:rPr>
           <w:rtl w:val="0"/>
         </w:rPr>
-        <w:t xml:space="preserve">Quando o cliente retorna no receptivo tendo acordo vigente de para solicitar esclarecimentos ou solicitar o boleto.</w:t>
-      </w:r>
-    </w:p>
-    <w:p>
-      <w:pPr>
-        <w:rPr/>
-      </w:pPr>
-      <w:r>
-        <w:rPr>
-          <w:rtl w:val="0"/>
-        </w:rPr>
-      </w:r>
-    </w:p>
-    <w:p>
-      <w:pPr>
-        <w:rPr/>
+      </w:r>
+    </w:p>
+    <w:p>
+      <w:pPr>
+        <w:numPr>
+          <w:ilvl w:val="0"/>
+          <w:numId w:val="4"/>
+        </w:numPr>
+        <w:ind w:left="720" w:hanging="360"/>
       </w:pPr>
       <w:r>
         <w:rPr>
@@ -754,7 +513,11 @@
     </w:p>
     <w:p>
       <w:pPr>
-        <w:rPr/>
+        <w:numPr>
+          <w:ilvl w:val="0"/>
+          <w:numId w:val="2"/>
+        </w:numPr>
+        <w:ind w:left="720" w:hanging="360"/>
       </w:pPr>
       <w:r>
         <w:rPr>
@@ -765,28 +528,26 @@
     </w:p>
     <w:p>
       <w:pPr>
-        <w:rPr/>
-      </w:pPr>
-      <w:r>
-        <w:rPr>
-          <w:rtl w:val="0"/>
-        </w:rPr>
-        <w:t xml:space="preserve">No site da CAIXA, há dicas e vídeos que podem ajudar você a organizar suas finanças. É só acessar: caixa.gov.br/educação financeira</w:t>
-      </w:r>
-    </w:p>
-    <w:p>
-      <w:pPr>
-        <w:rPr/>
-      </w:pPr>
-      <w:r>
-        <w:rPr>
-          <w:rtl w:val="0"/>
-        </w:rPr>
-      </w:r>
-    </w:p>
-    <w:p>
-      <w:pPr>
-        <w:rPr/>
+        <w:numPr>
+          <w:ilvl w:val="0"/>
+          <w:numId w:val="2"/>
+        </w:numPr>
+        <w:ind w:left="720" w:hanging="360"/>
+      </w:pPr>
+      <w:r>
+        <w:rPr>
+          <w:rtl w:val="0"/>
+        </w:rPr>
+        <w:t xml:space="preserve">No site da CAIXA, há dicas e vídeos que podem ajudar você a organizar suas finanças. É só acessar: caixa.gov.br/educação financeira.</w:t>
+      </w:r>
+    </w:p>
+    <w:p>
+      <w:pPr>
+        <w:numPr>
+          <w:ilvl w:val="0"/>
+          <w:numId w:val="9"/>
+        </w:numPr>
+        <w:ind w:left="720" w:hanging="360"/>
       </w:pPr>
       <w:r>
         <w:rPr>
@@ -806,7 +567,1251 @@
 </file>
 
 <file path=word/numbering.xml><?xml version="1.0" encoding="utf-8"?>
-<w:numbering xmlns:mc="http://schemas.openxmlformats.org/markup-compatibility/2006" xmlns:o="urn:schemas-microsoft-com:office:office" xmlns:r="http://schemas.openxmlformats.org/officeDocument/2006/relationships" xmlns:m="http://schemas.openxmlformats.org/officeDocument/2006/math" xmlns:v="urn:schemas-microsoft-com:vml" xmlns:wp="http://schemas.openxmlformats.org/drawingml/2006/wordprocessingDrawing" xmlns:w10="urn:schemas-microsoft-com:office:word" xmlns:w="http://schemas.openxmlformats.org/wordprocessingml/2006/main" xmlns:wne="http://schemas.microsoft.com/office/word/2006/wordml" xmlns:sl="http://schemas.openxmlformats.org/schemaLibrary/2006/main" xmlns:a="http://schemas.openxmlformats.org/drawingml/2006/main" xmlns:pic="http://schemas.openxmlformats.org/drawingml/2006/picture" xmlns:c="http://schemas.openxmlformats.org/drawingml/2006/chart" xmlns:lc="http://schemas.openxmlformats.org/drawingml/2006/lockedCanvas" xmlns:dgm="http://schemas.openxmlformats.org/drawingml/2006/diagram" xmlns:wps="http://schemas.microsoft.com/office/word/2010/wordprocessingShape" xmlns:wpg="http://schemas.microsoft.com/office/word/2010/wordprocessingGroup" xmlns:w14="http://schemas.microsoft.com/office/word/2010/wordml" xmlns:w15="http://schemas.microsoft.com/office/word/2012/wordml" xmlns:w16="http://schemas.microsoft.com/office/word/2018/wordml" xmlns:w16cex="http://schemas.microsoft.com/office/word/2018/wordml/cex" xmlns:w16cid="http://schemas.microsoft.com/office/word/2016/wordml/cid" xmlns="http://schemas.microsoft.com/office/tasks/2019/documenttasks" xmlns:cr="http://schemas.microsoft.com/office/comments/2020/reactions"/>
+<w:numbering xmlns:mc="http://schemas.openxmlformats.org/markup-compatibility/2006" xmlns:o="urn:schemas-microsoft-com:office:office" xmlns:r="http://schemas.openxmlformats.org/officeDocument/2006/relationships" xmlns:m="http://schemas.openxmlformats.org/officeDocument/2006/math" xmlns:v="urn:schemas-microsoft-com:vml" xmlns:wp="http://schemas.openxmlformats.org/drawingml/2006/wordprocessingDrawing" xmlns:w10="urn:schemas-microsoft-com:office:word" xmlns:w="http://schemas.openxmlformats.org/wordprocessingml/2006/main" xmlns:wne="http://schemas.microsoft.com/office/word/2006/wordml" xmlns:sl="http://schemas.openxmlformats.org/schemaLibrary/2006/main" xmlns:a="http://schemas.openxmlformats.org/drawingml/2006/main" xmlns:pic="http://schemas.openxmlformats.org/drawingml/2006/picture" xmlns:c="http://schemas.openxmlformats.org/drawingml/2006/chart" xmlns:lc="http://schemas.openxmlformats.org/drawingml/2006/lockedCanvas" xmlns:dgm="http://schemas.openxmlformats.org/drawingml/2006/diagram" xmlns:wps="http://schemas.microsoft.com/office/word/2010/wordprocessingShape" xmlns:wpg="http://schemas.microsoft.com/office/word/2010/wordprocessingGroup" xmlns:w14="http://schemas.microsoft.com/office/word/2010/wordml" xmlns:w15="http://schemas.microsoft.com/office/word/2012/wordml" xmlns:w16="http://schemas.microsoft.com/office/word/2018/wordml" xmlns:w16cex="http://schemas.microsoft.com/office/word/2018/wordml/cex" xmlns:w16cid="http://schemas.microsoft.com/office/word/2016/wordml/cid" xmlns="http://schemas.microsoft.com/office/tasks/2019/documenttasks" xmlns:cr="http://schemas.microsoft.com/office/comments/2020/reactions">
+  <w:abstractNum w:abstractNumId="1">
+    <w:lvl w:ilvl="0">
+      <w:start w:val="1"/>
+      <w:numFmt w:val="bullet"/>
+      <w:lvlText w:val="●"/>
+      <w:lvlJc w:val="left"/>
+      <w:pPr>
+        <w:ind w:left="720" w:hanging="360"/>
+      </w:pPr>
+      <w:rPr>
+        <w:u w:val="none"/>
+      </w:rPr>
+    </w:lvl>
+    <w:lvl w:ilvl="1">
+      <w:start w:val="1"/>
+      <w:numFmt w:val="bullet"/>
+      <w:lvlText w:val="○"/>
+      <w:lvlJc w:val="left"/>
+      <w:pPr>
+        <w:ind w:left="1440" w:hanging="360"/>
+      </w:pPr>
+      <w:rPr>
+        <w:u w:val="none"/>
+      </w:rPr>
+    </w:lvl>
+    <w:lvl w:ilvl="2">
+      <w:start w:val="1"/>
+      <w:numFmt w:val="bullet"/>
+      <w:lvlText w:val="■"/>
+      <w:lvlJc w:val="left"/>
+      <w:pPr>
+        <w:ind w:left="2160" w:hanging="360"/>
+      </w:pPr>
+      <w:rPr>
+        <w:u w:val="none"/>
+      </w:rPr>
+    </w:lvl>
+    <w:lvl w:ilvl="3">
+      <w:start w:val="1"/>
+      <w:numFmt w:val="bullet"/>
+      <w:lvlText w:val="●"/>
+      <w:lvlJc w:val="left"/>
+      <w:pPr>
+        <w:ind w:left="2880" w:hanging="360"/>
+      </w:pPr>
+      <w:rPr>
+        <w:u w:val="none"/>
+      </w:rPr>
+    </w:lvl>
+    <w:lvl w:ilvl="4">
+      <w:start w:val="1"/>
+      <w:numFmt w:val="bullet"/>
+      <w:lvlText w:val="○"/>
+      <w:lvlJc w:val="left"/>
+      <w:pPr>
+        <w:ind w:left="3600" w:hanging="360"/>
+      </w:pPr>
+      <w:rPr>
+        <w:u w:val="none"/>
+      </w:rPr>
+    </w:lvl>
+    <w:lvl w:ilvl="5">
+      <w:start w:val="1"/>
+      <w:numFmt w:val="bullet"/>
+      <w:lvlText w:val="■"/>
+      <w:lvlJc w:val="left"/>
+      <w:pPr>
+        <w:ind w:left="4320" w:hanging="360"/>
+      </w:pPr>
+      <w:rPr>
+        <w:u w:val="none"/>
+      </w:rPr>
+    </w:lvl>
+    <w:lvl w:ilvl="6">
+      <w:start w:val="1"/>
+      <w:numFmt w:val="bullet"/>
+      <w:lvlText w:val="●"/>
+      <w:lvlJc w:val="left"/>
+      <w:pPr>
+        <w:ind w:left="5040" w:hanging="360"/>
+      </w:pPr>
+      <w:rPr>
+        <w:u w:val="none"/>
+      </w:rPr>
+    </w:lvl>
+    <w:lvl w:ilvl="7">
+      <w:start w:val="1"/>
+      <w:numFmt w:val="bullet"/>
+      <w:lvlText w:val="○"/>
+      <w:lvlJc w:val="left"/>
+      <w:pPr>
+        <w:ind w:left="5760" w:hanging="360"/>
+      </w:pPr>
+      <w:rPr>
+        <w:u w:val="none"/>
+      </w:rPr>
+    </w:lvl>
+    <w:lvl w:ilvl="8">
+      <w:start w:val="1"/>
+      <w:numFmt w:val="bullet"/>
+      <w:lvlText w:val="■"/>
+      <w:lvlJc w:val="left"/>
+      <w:pPr>
+        <w:ind w:left="6480" w:hanging="360"/>
+      </w:pPr>
+      <w:rPr>
+        <w:u w:val="none"/>
+      </w:rPr>
+    </w:lvl>
+  </w:abstractNum>
+  <w:abstractNum w:abstractNumId="2">
+    <w:lvl w:ilvl="0">
+      <w:start w:val="1"/>
+      <w:numFmt w:val="bullet"/>
+      <w:lvlText w:val="●"/>
+      <w:lvlJc w:val="left"/>
+      <w:pPr>
+        <w:ind w:left="720" w:hanging="360"/>
+      </w:pPr>
+      <w:rPr>
+        <w:u w:val="none"/>
+      </w:rPr>
+    </w:lvl>
+    <w:lvl w:ilvl="1">
+      <w:start w:val="1"/>
+      <w:numFmt w:val="bullet"/>
+      <w:lvlText w:val="○"/>
+      <w:lvlJc w:val="left"/>
+      <w:pPr>
+        <w:ind w:left="1440" w:hanging="360"/>
+      </w:pPr>
+      <w:rPr>
+        <w:u w:val="none"/>
+      </w:rPr>
+    </w:lvl>
+    <w:lvl w:ilvl="2">
+      <w:start w:val="1"/>
+      <w:numFmt w:val="bullet"/>
+      <w:lvlText w:val="■"/>
+      <w:lvlJc w:val="left"/>
+      <w:pPr>
+        <w:ind w:left="2160" w:hanging="360"/>
+      </w:pPr>
+      <w:rPr>
+        <w:u w:val="none"/>
+      </w:rPr>
+    </w:lvl>
+    <w:lvl w:ilvl="3">
+      <w:start w:val="1"/>
+      <w:numFmt w:val="bullet"/>
+      <w:lvlText w:val="●"/>
+      <w:lvlJc w:val="left"/>
+      <w:pPr>
+        <w:ind w:left="2880" w:hanging="360"/>
+      </w:pPr>
+      <w:rPr>
+        <w:u w:val="none"/>
+      </w:rPr>
+    </w:lvl>
+    <w:lvl w:ilvl="4">
+      <w:start w:val="1"/>
+      <w:numFmt w:val="bullet"/>
+      <w:lvlText w:val="○"/>
+      <w:lvlJc w:val="left"/>
+      <w:pPr>
+        <w:ind w:left="3600" w:hanging="360"/>
+      </w:pPr>
+      <w:rPr>
+        <w:u w:val="none"/>
+      </w:rPr>
+    </w:lvl>
+    <w:lvl w:ilvl="5">
+      <w:start w:val="1"/>
+      <w:numFmt w:val="bullet"/>
+      <w:lvlText w:val="■"/>
+      <w:lvlJc w:val="left"/>
+      <w:pPr>
+        <w:ind w:left="4320" w:hanging="360"/>
+      </w:pPr>
+      <w:rPr>
+        <w:u w:val="none"/>
+      </w:rPr>
+    </w:lvl>
+    <w:lvl w:ilvl="6">
+      <w:start w:val="1"/>
+      <w:numFmt w:val="bullet"/>
+      <w:lvlText w:val="●"/>
+      <w:lvlJc w:val="left"/>
+      <w:pPr>
+        <w:ind w:left="5040" w:hanging="360"/>
+      </w:pPr>
+      <w:rPr>
+        <w:u w:val="none"/>
+      </w:rPr>
+    </w:lvl>
+    <w:lvl w:ilvl="7">
+      <w:start w:val="1"/>
+      <w:numFmt w:val="bullet"/>
+      <w:lvlText w:val="○"/>
+      <w:lvlJc w:val="left"/>
+      <w:pPr>
+        <w:ind w:left="5760" w:hanging="360"/>
+      </w:pPr>
+      <w:rPr>
+        <w:u w:val="none"/>
+      </w:rPr>
+    </w:lvl>
+    <w:lvl w:ilvl="8">
+      <w:start w:val="1"/>
+      <w:numFmt w:val="bullet"/>
+      <w:lvlText w:val="■"/>
+      <w:lvlJc w:val="left"/>
+      <w:pPr>
+        <w:ind w:left="6480" w:hanging="360"/>
+      </w:pPr>
+      <w:rPr>
+        <w:u w:val="none"/>
+      </w:rPr>
+    </w:lvl>
+  </w:abstractNum>
+  <w:abstractNum w:abstractNumId="3">
+    <w:lvl w:ilvl="0">
+      <w:start w:val="1"/>
+      <w:numFmt w:val="bullet"/>
+      <w:lvlText w:val="●"/>
+      <w:lvlJc w:val="left"/>
+      <w:pPr>
+        <w:ind w:left="720" w:hanging="360"/>
+      </w:pPr>
+      <w:rPr>
+        <w:u w:val="none"/>
+      </w:rPr>
+    </w:lvl>
+    <w:lvl w:ilvl="1">
+      <w:start w:val="1"/>
+      <w:numFmt w:val="bullet"/>
+      <w:lvlText w:val="○"/>
+      <w:lvlJc w:val="left"/>
+      <w:pPr>
+        <w:ind w:left="1440" w:hanging="360"/>
+      </w:pPr>
+      <w:rPr>
+        <w:u w:val="none"/>
+      </w:rPr>
+    </w:lvl>
+    <w:lvl w:ilvl="2">
+      <w:start w:val="1"/>
+      <w:numFmt w:val="bullet"/>
+      <w:lvlText w:val="■"/>
+      <w:lvlJc w:val="left"/>
+      <w:pPr>
+        <w:ind w:left="2160" w:hanging="360"/>
+      </w:pPr>
+      <w:rPr>
+        <w:u w:val="none"/>
+      </w:rPr>
+    </w:lvl>
+    <w:lvl w:ilvl="3">
+      <w:start w:val="1"/>
+      <w:numFmt w:val="bullet"/>
+      <w:lvlText w:val="●"/>
+      <w:lvlJc w:val="left"/>
+      <w:pPr>
+        <w:ind w:left="2880" w:hanging="360"/>
+      </w:pPr>
+      <w:rPr>
+        <w:u w:val="none"/>
+      </w:rPr>
+    </w:lvl>
+    <w:lvl w:ilvl="4">
+      <w:start w:val="1"/>
+      <w:numFmt w:val="bullet"/>
+      <w:lvlText w:val="○"/>
+      <w:lvlJc w:val="left"/>
+      <w:pPr>
+        <w:ind w:left="3600" w:hanging="360"/>
+      </w:pPr>
+      <w:rPr>
+        <w:u w:val="none"/>
+      </w:rPr>
+    </w:lvl>
+    <w:lvl w:ilvl="5">
+      <w:start w:val="1"/>
+      <w:numFmt w:val="bullet"/>
+      <w:lvlText w:val="■"/>
+      <w:lvlJc w:val="left"/>
+      <w:pPr>
+        <w:ind w:left="4320" w:hanging="360"/>
+      </w:pPr>
+      <w:rPr>
+        <w:u w:val="none"/>
+      </w:rPr>
+    </w:lvl>
+    <w:lvl w:ilvl="6">
+      <w:start w:val="1"/>
+      <w:numFmt w:val="bullet"/>
+      <w:lvlText w:val="●"/>
+      <w:lvlJc w:val="left"/>
+      <w:pPr>
+        <w:ind w:left="5040" w:hanging="360"/>
+      </w:pPr>
+      <w:rPr>
+        <w:u w:val="none"/>
+      </w:rPr>
+    </w:lvl>
+    <w:lvl w:ilvl="7">
+      <w:start w:val="1"/>
+      <w:numFmt w:val="bullet"/>
+      <w:lvlText w:val="○"/>
+      <w:lvlJc w:val="left"/>
+      <w:pPr>
+        <w:ind w:left="5760" w:hanging="360"/>
+      </w:pPr>
+      <w:rPr>
+        <w:u w:val="none"/>
+      </w:rPr>
+    </w:lvl>
+    <w:lvl w:ilvl="8">
+      <w:start w:val="1"/>
+      <w:numFmt w:val="bullet"/>
+      <w:lvlText w:val="■"/>
+      <w:lvlJc w:val="left"/>
+      <w:pPr>
+        <w:ind w:left="6480" w:hanging="360"/>
+      </w:pPr>
+      <w:rPr>
+        <w:u w:val="none"/>
+      </w:rPr>
+    </w:lvl>
+  </w:abstractNum>
+  <w:abstractNum w:abstractNumId="4">
+    <w:lvl w:ilvl="0">
+      <w:start w:val="1"/>
+      <w:numFmt w:val="bullet"/>
+      <w:lvlText w:val="●"/>
+      <w:lvlJc w:val="left"/>
+      <w:pPr>
+        <w:ind w:left="720" w:hanging="360"/>
+      </w:pPr>
+      <w:rPr>
+        <w:u w:val="none"/>
+      </w:rPr>
+    </w:lvl>
+    <w:lvl w:ilvl="1">
+      <w:start w:val="1"/>
+      <w:numFmt w:val="bullet"/>
+      <w:lvlText w:val="○"/>
+      <w:lvlJc w:val="left"/>
+      <w:pPr>
+        <w:ind w:left="1440" w:hanging="360"/>
+      </w:pPr>
+      <w:rPr>
+        <w:u w:val="none"/>
+      </w:rPr>
+    </w:lvl>
+    <w:lvl w:ilvl="2">
+      <w:start w:val="1"/>
+      <w:numFmt w:val="bullet"/>
+      <w:lvlText w:val="■"/>
+      <w:lvlJc w:val="left"/>
+      <w:pPr>
+        <w:ind w:left="2160" w:hanging="360"/>
+      </w:pPr>
+      <w:rPr>
+        <w:u w:val="none"/>
+      </w:rPr>
+    </w:lvl>
+    <w:lvl w:ilvl="3">
+      <w:start w:val="1"/>
+      <w:numFmt w:val="bullet"/>
+      <w:lvlText w:val="●"/>
+      <w:lvlJc w:val="left"/>
+      <w:pPr>
+        <w:ind w:left="2880" w:hanging="360"/>
+      </w:pPr>
+      <w:rPr>
+        <w:u w:val="none"/>
+      </w:rPr>
+    </w:lvl>
+    <w:lvl w:ilvl="4">
+      <w:start w:val="1"/>
+      <w:numFmt w:val="bullet"/>
+      <w:lvlText w:val="○"/>
+      <w:lvlJc w:val="left"/>
+      <w:pPr>
+        <w:ind w:left="3600" w:hanging="360"/>
+      </w:pPr>
+      <w:rPr>
+        <w:u w:val="none"/>
+      </w:rPr>
+    </w:lvl>
+    <w:lvl w:ilvl="5">
+      <w:start w:val="1"/>
+      <w:numFmt w:val="bullet"/>
+      <w:lvlText w:val="■"/>
+      <w:lvlJc w:val="left"/>
+      <w:pPr>
+        <w:ind w:left="4320" w:hanging="360"/>
+      </w:pPr>
+      <w:rPr>
+        <w:u w:val="none"/>
+      </w:rPr>
+    </w:lvl>
+    <w:lvl w:ilvl="6">
+      <w:start w:val="1"/>
+      <w:numFmt w:val="bullet"/>
+      <w:lvlText w:val="●"/>
+      <w:lvlJc w:val="left"/>
+      <w:pPr>
+        <w:ind w:left="5040" w:hanging="360"/>
+      </w:pPr>
+      <w:rPr>
+        <w:u w:val="none"/>
+      </w:rPr>
+    </w:lvl>
+    <w:lvl w:ilvl="7">
+      <w:start w:val="1"/>
+      <w:numFmt w:val="bullet"/>
+      <w:lvlText w:val="○"/>
+      <w:lvlJc w:val="left"/>
+      <w:pPr>
+        <w:ind w:left="5760" w:hanging="360"/>
+      </w:pPr>
+      <w:rPr>
+        <w:u w:val="none"/>
+      </w:rPr>
+    </w:lvl>
+    <w:lvl w:ilvl="8">
+      <w:start w:val="1"/>
+      <w:numFmt w:val="bullet"/>
+      <w:lvlText w:val="■"/>
+      <w:lvlJc w:val="left"/>
+      <w:pPr>
+        <w:ind w:left="6480" w:hanging="360"/>
+      </w:pPr>
+      <w:rPr>
+        <w:u w:val="none"/>
+      </w:rPr>
+    </w:lvl>
+  </w:abstractNum>
+  <w:abstractNum w:abstractNumId="5">
+    <w:lvl w:ilvl="0">
+      <w:start w:val="1"/>
+      <w:numFmt w:val="bullet"/>
+      <w:lvlText w:val="●"/>
+      <w:lvlJc w:val="left"/>
+      <w:pPr>
+        <w:ind w:left="720" w:hanging="360"/>
+      </w:pPr>
+      <w:rPr>
+        <w:u w:val="none"/>
+      </w:rPr>
+    </w:lvl>
+    <w:lvl w:ilvl="1">
+      <w:start w:val="1"/>
+      <w:numFmt w:val="bullet"/>
+      <w:lvlText w:val="○"/>
+      <w:lvlJc w:val="left"/>
+      <w:pPr>
+        <w:ind w:left="1440" w:hanging="360"/>
+      </w:pPr>
+      <w:rPr>
+        <w:u w:val="none"/>
+      </w:rPr>
+    </w:lvl>
+    <w:lvl w:ilvl="2">
+      <w:start w:val="1"/>
+      <w:numFmt w:val="bullet"/>
+      <w:lvlText w:val="■"/>
+      <w:lvlJc w:val="left"/>
+      <w:pPr>
+        <w:ind w:left="2160" w:hanging="360"/>
+      </w:pPr>
+      <w:rPr>
+        <w:u w:val="none"/>
+      </w:rPr>
+    </w:lvl>
+    <w:lvl w:ilvl="3">
+      <w:start w:val="1"/>
+      <w:numFmt w:val="bullet"/>
+      <w:lvlText w:val="●"/>
+      <w:lvlJc w:val="left"/>
+      <w:pPr>
+        <w:ind w:left="2880" w:hanging="360"/>
+      </w:pPr>
+      <w:rPr>
+        <w:u w:val="none"/>
+      </w:rPr>
+    </w:lvl>
+    <w:lvl w:ilvl="4">
+      <w:start w:val="1"/>
+      <w:numFmt w:val="bullet"/>
+      <w:lvlText w:val="○"/>
+      <w:lvlJc w:val="left"/>
+      <w:pPr>
+        <w:ind w:left="3600" w:hanging="360"/>
+      </w:pPr>
+      <w:rPr>
+        <w:u w:val="none"/>
+      </w:rPr>
+    </w:lvl>
+    <w:lvl w:ilvl="5">
+      <w:start w:val="1"/>
+      <w:numFmt w:val="bullet"/>
+      <w:lvlText w:val="■"/>
+      <w:lvlJc w:val="left"/>
+      <w:pPr>
+        <w:ind w:left="4320" w:hanging="360"/>
+      </w:pPr>
+      <w:rPr>
+        <w:u w:val="none"/>
+      </w:rPr>
+    </w:lvl>
+    <w:lvl w:ilvl="6">
+      <w:start w:val="1"/>
+      <w:numFmt w:val="bullet"/>
+      <w:lvlText w:val="●"/>
+      <w:lvlJc w:val="left"/>
+      <w:pPr>
+        <w:ind w:left="5040" w:hanging="360"/>
+      </w:pPr>
+      <w:rPr>
+        <w:u w:val="none"/>
+      </w:rPr>
+    </w:lvl>
+    <w:lvl w:ilvl="7">
+      <w:start w:val="1"/>
+      <w:numFmt w:val="bullet"/>
+      <w:lvlText w:val="○"/>
+      <w:lvlJc w:val="left"/>
+      <w:pPr>
+        <w:ind w:left="5760" w:hanging="360"/>
+      </w:pPr>
+      <w:rPr>
+        <w:u w:val="none"/>
+      </w:rPr>
+    </w:lvl>
+    <w:lvl w:ilvl="8">
+      <w:start w:val="1"/>
+      <w:numFmt w:val="bullet"/>
+      <w:lvlText w:val="■"/>
+      <w:lvlJc w:val="left"/>
+      <w:pPr>
+        <w:ind w:left="6480" w:hanging="360"/>
+      </w:pPr>
+      <w:rPr>
+        <w:u w:val="none"/>
+      </w:rPr>
+    </w:lvl>
+  </w:abstractNum>
+  <w:abstractNum w:abstractNumId="6">
+    <w:lvl w:ilvl="0">
+      <w:start w:val="1"/>
+      <w:numFmt w:val="bullet"/>
+      <w:lvlText w:val="●"/>
+      <w:lvlJc w:val="left"/>
+      <w:pPr>
+        <w:ind w:left="720" w:hanging="360"/>
+      </w:pPr>
+      <w:rPr>
+        <w:u w:val="none"/>
+      </w:rPr>
+    </w:lvl>
+    <w:lvl w:ilvl="1">
+      <w:start w:val="1"/>
+      <w:numFmt w:val="bullet"/>
+      <w:lvlText w:val="○"/>
+      <w:lvlJc w:val="left"/>
+      <w:pPr>
+        <w:ind w:left="1440" w:hanging="360"/>
+      </w:pPr>
+      <w:rPr>
+        <w:u w:val="none"/>
+      </w:rPr>
+    </w:lvl>
+    <w:lvl w:ilvl="2">
+      <w:start w:val="1"/>
+      <w:numFmt w:val="bullet"/>
+      <w:lvlText w:val="■"/>
+      <w:lvlJc w:val="left"/>
+      <w:pPr>
+        <w:ind w:left="2160" w:hanging="360"/>
+      </w:pPr>
+      <w:rPr>
+        <w:u w:val="none"/>
+      </w:rPr>
+    </w:lvl>
+    <w:lvl w:ilvl="3">
+      <w:start w:val="1"/>
+      <w:numFmt w:val="bullet"/>
+      <w:lvlText w:val="●"/>
+      <w:lvlJc w:val="left"/>
+      <w:pPr>
+        <w:ind w:left="2880" w:hanging="360"/>
+      </w:pPr>
+      <w:rPr>
+        <w:u w:val="none"/>
+      </w:rPr>
+    </w:lvl>
+    <w:lvl w:ilvl="4">
+      <w:start w:val="1"/>
+      <w:numFmt w:val="bullet"/>
+      <w:lvlText w:val="○"/>
+      <w:lvlJc w:val="left"/>
+      <w:pPr>
+        <w:ind w:left="3600" w:hanging="360"/>
+      </w:pPr>
+      <w:rPr>
+        <w:u w:val="none"/>
+      </w:rPr>
+    </w:lvl>
+    <w:lvl w:ilvl="5">
+      <w:start w:val="1"/>
+      <w:numFmt w:val="bullet"/>
+      <w:lvlText w:val="■"/>
+      <w:lvlJc w:val="left"/>
+      <w:pPr>
+        <w:ind w:left="4320" w:hanging="360"/>
+      </w:pPr>
+      <w:rPr>
+        <w:u w:val="none"/>
+      </w:rPr>
+    </w:lvl>
+    <w:lvl w:ilvl="6">
+      <w:start w:val="1"/>
+      <w:numFmt w:val="bullet"/>
+      <w:lvlText w:val="●"/>
+      <w:lvlJc w:val="left"/>
+      <w:pPr>
+        <w:ind w:left="5040" w:hanging="360"/>
+      </w:pPr>
+      <w:rPr>
+        <w:u w:val="none"/>
+      </w:rPr>
+    </w:lvl>
+    <w:lvl w:ilvl="7">
+      <w:start w:val="1"/>
+      <w:numFmt w:val="bullet"/>
+      <w:lvlText w:val="○"/>
+      <w:lvlJc w:val="left"/>
+      <w:pPr>
+        <w:ind w:left="5760" w:hanging="360"/>
+      </w:pPr>
+      <w:rPr>
+        <w:u w:val="none"/>
+      </w:rPr>
+    </w:lvl>
+    <w:lvl w:ilvl="8">
+      <w:start w:val="1"/>
+      <w:numFmt w:val="bullet"/>
+      <w:lvlText w:val="■"/>
+      <w:lvlJc w:val="left"/>
+      <w:pPr>
+        <w:ind w:left="6480" w:hanging="360"/>
+      </w:pPr>
+      <w:rPr>
+        <w:u w:val="none"/>
+      </w:rPr>
+    </w:lvl>
+  </w:abstractNum>
+  <w:abstractNum w:abstractNumId="7">
+    <w:lvl w:ilvl="0">
+      <w:start w:val="1"/>
+      <w:numFmt w:val="bullet"/>
+      <w:lvlText w:val="●"/>
+      <w:lvlJc w:val="left"/>
+      <w:pPr>
+        <w:ind w:left="720" w:hanging="360"/>
+      </w:pPr>
+      <w:rPr>
+        <w:u w:val="none"/>
+      </w:rPr>
+    </w:lvl>
+    <w:lvl w:ilvl="1">
+      <w:start w:val="1"/>
+      <w:numFmt w:val="bullet"/>
+      <w:lvlText w:val="○"/>
+      <w:lvlJc w:val="left"/>
+      <w:pPr>
+        <w:ind w:left="1440" w:hanging="360"/>
+      </w:pPr>
+      <w:rPr>
+        <w:u w:val="none"/>
+      </w:rPr>
+    </w:lvl>
+    <w:lvl w:ilvl="2">
+      <w:start w:val="1"/>
+      <w:numFmt w:val="bullet"/>
+      <w:lvlText w:val="■"/>
+      <w:lvlJc w:val="left"/>
+      <w:pPr>
+        <w:ind w:left="2160" w:hanging="360"/>
+      </w:pPr>
+      <w:rPr>
+        <w:u w:val="none"/>
+      </w:rPr>
+    </w:lvl>
+    <w:lvl w:ilvl="3">
+      <w:start w:val="1"/>
+      <w:numFmt w:val="bullet"/>
+      <w:lvlText w:val="●"/>
+      <w:lvlJc w:val="left"/>
+      <w:pPr>
+        <w:ind w:left="2880" w:hanging="360"/>
+      </w:pPr>
+      <w:rPr>
+        <w:u w:val="none"/>
+      </w:rPr>
+    </w:lvl>
+    <w:lvl w:ilvl="4">
+      <w:start w:val="1"/>
+      <w:numFmt w:val="bullet"/>
+      <w:lvlText w:val="○"/>
+      <w:lvlJc w:val="left"/>
+      <w:pPr>
+        <w:ind w:left="3600" w:hanging="360"/>
+      </w:pPr>
+      <w:rPr>
+        <w:u w:val="none"/>
+      </w:rPr>
+    </w:lvl>
+    <w:lvl w:ilvl="5">
+      <w:start w:val="1"/>
+      <w:numFmt w:val="bullet"/>
+      <w:lvlText w:val="■"/>
+      <w:lvlJc w:val="left"/>
+      <w:pPr>
+        <w:ind w:left="4320" w:hanging="360"/>
+      </w:pPr>
+      <w:rPr>
+        <w:u w:val="none"/>
+      </w:rPr>
+    </w:lvl>
+    <w:lvl w:ilvl="6">
+      <w:start w:val="1"/>
+      <w:numFmt w:val="bullet"/>
+      <w:lvlText w:val="●"/>
+      <w:lvlJc w:val="left"/>
+      <w:pPr>
+        <w:ind w:left="5040" w:hanging="360"/>
+      </w:pPr>
+      <w:rPr>
+        <w:u w:val="none"/>
+      </w:rPr>
+    </w:lvl>
+    <w:lvl w:ilvl="7">
+      <w:start w:val="1"/>
+      <w:numFmt w:val="bullet"/>
+      <w:lvlText w:val="○"/>
+      <w:lvlJc w:val="left"/>
+      <w:pPr>
+        <w:ind w:left="5760" w:hanging="360"/>
+      </w:pPr>
+      <w:rPr>
+        <w:u w:val="none"/>
+      </w:rPr>
+    </w:lvl>
+    <w:lvl w:ilvl="8">
+      <w:start w:val="1"/>
+      <w:numFmt w:val="bullet"/>
+      <w:lvlText w:val="■"/>
+      <w:lvlJc w:val="left"/>
+      <w:pPr>
+        <w:ind w:left="6480" w:hanging="360"/>
+      </w:pPr>
+      <w:rPr>
+        <w:u w:val="none"/>
+      </w:rPr>
+    </w:lvl>
+  </w:abstractNum>
+  <w:abstractNum w:abstractNumId="8">
+    <w:lvl w:ilvl="0">
+      <w:start w:val="1"/>
+      <w:numFmt w:val="bullet"/>
+      <w:lvlText w:val="●"/>
+      <w:lvlJc w:val="left"/>
+      <w:pPr>
+        <w:ind w:left="720" w:hanging="360"/>
+      </w:pPr>
+      <w:rPr>
+        <w:u w:val="none"/>
+      </w:rPr>
+    </w:lvl>
+    <w:lvl w:ilvl="1">
+      <w:start w:val="1"/>
+      <w:numFmt w:val="bullet"/>
+      <w:lvlText w:val="○"/>
+      <w:lvlJc w:val="left"/>
+      <w:pPr>
+        <w:ind w:left="1440" w:hanging="360"/>
+      </w:pPr>
+      <w:rPr>
+        <w:u w:val="none"/>
+      </w:rPr>
+    </w:lvl>
+    <w:lvl w:ilvl="2">
+      <w:start w:val="1"/>
+      <w:numFmt w:val="bullet"/>
+      <w:lvlText w:val="■"/>
+      <w:lvlJc w:val="left"/>
+      <w:pPr>
+        <w:ind w:left="2160" w:hanging="360"/>
+      </w:pPr>
+      <w:rPr>
+        <w:u w:val="none"/>
+      </w:rPr>
+    </w:lvl>
+    <w:lvl w:ilvl="3">
+      <w:start w:val="1"/>
+      <w:numFmt w:val="bullet"/>
+      <w:lvlText w:val="●"/>
+      <w:lvlJc w:val="left"/>
+      <w:pPr>
+        <w:ind w:left="2880" w:hanging="360"/>
+      </w:pPr>
+      <w:rPr>
+        <w:u w:val="none"/>
+      </w:rPr>
+    </w:lvl>
+    <w:lvl w:ilvl="4">
+      <w:start w:val="1"/>
+      <w:numFmt w:val="bullet"/>
+      <w:lvlText w:val="○"/>
+      <w:lvlJc w:val="left"/>
+      <w:pPr>
+        <w:ind w:left="3600" w:hanging="360"/>
+      </w:pPr>
+      <w:rPr>
+        <w:u w:val="none"/>
+      </w:rPr>
+    </w:lvl>
+    <w:lvl w:ilvl="5">
+      <w:start w:val="1"/>
+      <w:numFmt w:val="bullet"/>
+      <w:lvlText w:val="■"/>
+      <w:lvlJc w:val="left"/>
+      <w:pPr>
+        <w:ind w:left="4320" w:hanging="360"/>
+      </w:pPr>
+      <w:rPr>
+        <w:u w:val="none"/>
+      </w:rPr>
+    </w:lvl>
+    <w:lvl w:ilvl="6">
+      <w:start w:val="1"/>
+      <w:numFmt w:val="bullet"/>
+      <w:lvlText w:val="●"/>
+      <w:lvlJc w:val="left"/>
+      <w:pPr>
+        <w:ind w:left="5040" w:hanging="360"/>
+      </w:pPr>
+      <w:rPr>
+        <w:u w:val="none"/>
+      </w:rPr>
+    </w:lvl>
+    <w:lvl w:ilvl="7">
+      <w:start w:val="1"/>
+      <w:numFmt w:val="bullet"/>
+      <w:lvlText w:val="○"/>
+      <w:lvlJc w:val="left"/>
+      <w:pPr>
+        <w:ind w:left="5760" w:hanging="360"/>
+      </w:pPr>
+      <w:rPr>
+        <w:u w:val="none"/>
+      </w:rPr>
+    </w:lvl>
+    <w:lvl w:ilvl="8">
+      <w:start w:val="1"/>
+      <w:numFmt w:val="bullet"/>
+      <w:lvlText w:val="■"/>
+      <w:lvlJc w:val="left"/>
+      <w:pPr>
+        <w:ind w:left="6480" w:hanging="360"/>
+      </w:pPr>
+      <w:rPr>
+        <w:u w:val="none"/>
+      </w:rPr>
+    </w:lvl>
+  </w:abstractNum>
+  <w:abstractNum w:abstractNumId="9">
+    <w:lvl w:ilvl="0">
+      <w:start w:val="1"/>
+      <w:numFmt w:val="bullet"/>
+      <w:lvlText w:val="●"/>
+      <w:lvlJc w:val="left"/>
+      <w:pPr>
+        <w:ind w:left="720" w:hanging="360"/>
+      </w:pPr>
+      <w:rPr>
+        <w:u w:val="none"/>
+      </w:rPr>
+    </w:lvl>
+    <w:lvl w:ilvl="1">
+      <w:start w:val="1"/>
+      <w:numFmt w:val="bullet"/>
+      <w:lvlText w:val="○"/>
+      <w:lvlJc w:val="left"/>
+      <w:pPr>
+        <w:ind w:left="1440" w:hanging="360"/>
+      </w:pPr>
+      <w:rPr>
+        <w:u w:val="none"/>
+      </w:rPr>
+    </w:lvl>
+    <w:lvl w:ilvl="2">
+      <w:start w:val="1"/>
+      <w:numFmt w:val="bullet"/>
+      <w:lvlText w:val="■"/>
+      <w:lvlJc w:val="left"/>
+      <w:pPr>
+        <w:ind w:left="2160" w:hanging="360"/>
+      </w:pPr>
+      <w:rPr>
+        <w:u w:val="none"/>
+      </w:rPr>
+    </w:lvl>
+    <w:lvl w:ilvl="3">
+      <w:start w:val="1"/>
+      <w:numFmt w:val="bullet"/>
+      <w:lvlText w:val="●"/>
+      <w:lvlJc w:val="left"/>
+      <w:pPr>
+        <w:ind w:left="2880" w:hanging="360"/>
+      </w:pPr>
+      <w:rPr>
+        <w:u w:val="none"/>
+      </w:rPr>
+    </w:lvl>
+    <w:lvl w:ilvl="4">
+      <w:start w:val="1"/>
+      <w:numFmt w:val="bullet"/>
+      <w:lvlText w:val="○"/>
+      <w:lvlJc w:val="left"/>
+      <w:pPr>
+        <w:ind w:left="3600" w:hanging="360"/>
+      </w:pPr>
+      <w:rPr>
+        <w:u w:val="none"/>
+      </w:rPr>
+    </w:lvl>
+    <w:lvl w:ilvl="5">
+      <w:start w:val="1"/>
+      <w:numFmt w:val="bullet"/>
+      <w:lvlText w:val="■"/>
+      <w:lvlJc w:val="left"/>
+      <w:pPr>
+        <w:ind w:left="4320" w:hanging="360"/>
+      </w:pPr>
+      <w:rPr>
+        <w:u w:val="none"/>
+      </w:rPr>
+    </w:lvl>
+    <w:lvl w:ilvl="6">
+      <w:start w:val="1"/>
+      <w:numFmt w:val="bullet"/>
+      <w:lvlText w:val="●"/>
+      <w:lvlJc w:val="left"/>
+      <w:pPr>
+        <w:ind w:left="5040" w:hanging="360"/>
+      </w:pPr>
+      <w:rPr>
+        <w:u w:val="none"/>
+      </w:rPr>
+    </w:lvl>
+    <w:lvl w:ilvl="7">
+      <w:start w:val="1"/>
+      <w:numFmt w:val="bullet"/>
+      <w:lvlText w:val="○"/>
+      <w:lvlJc w:val="left"/>
+      <w:pPr>
+        <w:ind w:left="5760" w:hanging="360"/>
+      </w:pPr>
+      <w:rPr>
+        <w:u w:val="none"/>
+      </w:rPr>
+    </w:lvl>
+    <w:lvl w:ilvl="8">
+      <w:start w:val="1"/>
+      <w:numFmt w:val="bullet"/>
+      <w:lvlText w:val="■"/>
+      <w:lvlJc w:val="left"/>
+      <w:pPr>
+        <w:ind w:left="6480" w:hanging="360"/>
+      </w:pPr>
+      <w:rPr>
+        <w:u w:val="none"/>
+      </w:rPr>
+    </w:lvl>
+  </w:abstractNum>
+  <w:abstractNum w:abstractNumId="10">
+    <w:lvl w:ilvl="0">
+      <w:start w:val="1"/>
+      <w:numFmt w:val="bullet"/>
+      <w:lvlText w:val="●"/>
+      <w:lvlJc w:val="left"/>
+      <w:pPr>
+        <w:ind w:left="720" w:hanging="360"/>
+      </w:pPr>
+      <w:rPr>
+        <w:u w:val="none"/>
+      </w:rPr>
+    </w:lvl>
+    <w:lvl w:ilvl="1">
+      <w:start w:val="1"/>
+      <w:numFmt w:val="bullet"/>
+      <w:lvlText w:val="○"/>
+      <w:lvlJc w:val="left"/>
+      <w:pPr>
+        <w:ind w:left="1440" w:hanging="360"/>
+      </w:pPr>
+      <w:rPr>
+        <w:u w:val="none"/>
+      </w:rPr>
+    </w:lvl>
+    <w:lvl w:ilvl="2">
+      <w:start w:val="1"/>
+      <w:numFmt w:val="bullet"/>
+      <w:lvlText w:val="■"/>
+      <w:lvlJc w:val="left"/>
+      <w:pPr>
+        <w:ind w:left="2160" w:hanging="360"/>
+      </w:pPr>
+      <w:rPr>
+        <w:u w:val="none"/>
+      </w:rPr>
+    </w:lvl>
+    <w:lvl w:ilvl="3">
+      <w:start w:val="1"/>
+      <w:numFmt w:val="bullet"/>
+      <w:lvlText w:val="●"/>
+      <w:lvlJc w:val="left"/>
+      <w:pPr>
+        <w:ind w:left="2880" w:hanging="360"/>
+      </w:pPr>
+      <w:rPr>
+        <w:u w:val="none"/>
+      </w:rPr>
+    </w:lvl>
+    <w:lvl w:ilvl="4">
+      <w:start w:val="1"/>
+      <w:numFmt w:val="bullet"/>
+      <w:lvlText w:val="○"/>
+      <w:lvlJc w:val="left"/>
+      <w:pPr>
+        <w:ind w:left="3600" w:hanging="360"/>
+      </w:pPr>
+      <w:rPr>
+        <w:u w:val="none"/>
+      </w:rPr>
+    </w:lvl>
+    <w:lvl w:ilvl="5">
+      <w:start w:val="1"/>
+      <w:numFmt w:val="bullet"/>
+      <w:lvlText w:val="■"/>
+      <w:lvlJc w:val="left"/>
+      <w:pPr>
+        <w:ind w:left="4320" w:hanging="360"/>
+      </w:pPr>
+      <w:rPr>
+        <w:u w:val="none"/>
+      </w:rPr>
+    </w:lvl>
+    <w:lvl w:ilvl="6">
+      <w:start w:val="1"/>
+      <w:numFmt w:val="bullet"/>
+      <w:lvlText w:val="●"/>
+      <w:lvlJc w:val="left"/>
+      <w:pPr>
+        <w:ind w:left="5040" w:hanging="360"/>
+      </w:pPr>
+      <w:rPr>
+        <w:u w:val="none"/>
+      </w:rPr>
+    </w:lvl>
+    <w:lvl w:ilvl="7">
+      <w:start w:val="1"/>
+      <w:numFmt w:val="bullet"/>
+      <w:lvlText w:val="○"/>
+      <w:lvlJc w:val="left"/>
+      <w:pPr>
+        <w:ind w:left="5760" w:hanging="360"/>
+      </w:pPr>
+      <w:rPr>
+        <w:u w:val="none"/>
+      </w:rPr>
+    </w:lvl>
+    <w:lvl w:ilvl="8">
+      <w:start w:val="1"/>
+      <w:numFmt w:val="bullet"/>
+      <w:lvlText w:val="■"/>
+      <w:lvlJc w:val="left"/>
+      <w:pPr>
+        <w:ind w:left="6480" w:hanging="360"/>
+      </w:pPr>
+      <w:rPr>
+        <w:u w:val="none"/>
+      </w:rPr>
+    </w:lvl>
+  </w:abstractNum>
+  <w:abstractNum w:abstractNumId="11">
+    <w:lvl w:ilvl="0">
+      <w:start w:val="1"/>
+      <w:numFmt w:val="bullet"/>
+      <w:lvlText w:val="●"/>
+      <w:lvlJc w:val="left"/>
+      <w:pPr>
+        <w:ind w:left="720" w:hanging="360"/>
+      </w:pPr>
+      <w:rPr>
+        <w:u w:val="none"/>
+      </w:rPr>
+    </w:lvl>
+    <w:lvl w:ilvl="1">
+      <w:start w:val="1"/>
+      <w:numFmt w:val="bullet"/>
+      <w:lvlText w:val="○"/>
+      <w:lvlJc w:val="left"/>
+      <w:pPr>
+        <w:ind w:left="1440" w:hanging="360"/>
+      </w:pPr>
+      <w:rPr>
+        <w:u w:val="none"/>
+      </w:rPr>
+    </w:lvl>
+    <w:lvl w:ilvl="2">
+      <w:start w:val="1"/>
+      <w:numFmt w:val="bullet"/>
+      <w:lvlText w:val="■"/>
+      <w:lvlJc w:val="left"/>
+      <w:pPr>
+        <w:ind w:left="2160" w:hanging="360"/>
+      </w:pPr>
+      <w:rPr>
+        <w:u w:val="none"/>
+      </w:rPr>
+    </w:lvl>
+    <w:lvl w:ilvl="3">
+      <w:start w:val="1"/>
+      <w:numFmt w:val="bullet"/>
+      <w:lvlText w:val="●"/>
+      <w:lvlJc w:val="left"/>
+      <w:pPr>
+        <w:ind w:left="2880" w:hanging="360"/>
+      </w:pPr>
+      <w:rPr>
+        <w:u w:val="none"/>
+      </w:rPr>
+    </w:lvl>
+    <w:lvl w:ilvl="4">
+      <w:start w:val="1"/>
+      <w:numFmt w:val="bullet"/>
+      <w:lvlText w:val="○"/>
+      <w:lvlJc w:val="left"/>
+      <w:pPr>
+        <w:ind w:left="3600" w:hanging="360"/>
+      </w:pPr>
+      <w:rPr>
+        <w:u w:val="none"/>
+      </w:rPr>
+    </w:lvl>
+    <w:lvl w:ilvl="5">
+      <w:start w:val="1"/>
+      <w:numFmt w:val="bullet"/>
+      <w:lvlText w:val="■"/>
+      <w:lvlJc w:val="left"/>
+      <w:pPr>
+        <w:ind w:left="4320" w:hanging="360"/>
+      </w:pPr>
+      <w:rPr>
+        <w:u w:val="none"/>
+      </w:rPr>
+    </w:lvl>
+    <w:lvl w:ilvl="6">
+      <w:start w:val="1"/>
+      <w:numFmt w:val="bullet"/>
+      <w:lvlText w:val="●"/>
+      <w:lvlJc w:val="left"/>
+      <w:pPr>
+        <w:ind w:left="5040" w:hanging="360"/>
+      </w:pPr>
+      <w:rPr>
+        <w:u w:val="none"/>
+      </w:rPr>
+    </w:lvl>
+    <w:lvl w:ilvl="7">
+      <w:start w:val="1"/>
+      <w:numFmt w:val="bullet"/>
+      <w:lvlText w:val="○"/>
+      <w:lvlJc w:val="left"/>
+      <w:pPr>
+        <w:ind w:left="5760" w:hanging="360"/>
+      </w:pPr>
+      <w:rPr>
+        <w:u w:val="none"/>
+      </w:rPr>
+    </w:lvl>
+    <w:lvl w:ilvl="8">
+      <w:start w:val="1"/>
+      <w:numFmt w:val="bullet"/>
+      <w:lvlText w:val="■"/>
+      <w:lvlJc w:val="left"/>
+      <w:pPr>
+        <w:ind w:left="6480" w:hanging="360"/>
+      </w:pPr>
+      <w:rPr>
+        <w:u w:val="none"/>
+      </w:rPr>
+    </w:lvl>
+  </w:abstractNum>
+  <w:num w:numId="1">
+    <w:abstractNumId w:val="1"/>
+  </w:num>
+  <w:num w:numId="2">
+    <w:abstractNumId w:val="2"/>
+  </w:num>
+  <w:num w:numId="3">
+    <w:abstractNumId w:val="3"/>
+  </w:num>
+  <w:num w:numId="4">
+    <w:abstractNumId w:val="4"/>
+  </w:num>
+  <w:num w:numId="5">
+    <w:abstractNumId w:val="5"/>
+  </w:num>
+  <w:num w:numId="6">
+    <w:abstractNumId w:val="6"/>
+  </w:num>
+  <w:num w:numId="7">
+    <w:abstractNumId w:val="7"/>
+  </w:num>
+  <w:num w:numId="8">
+    <w:abstractNumId w:val="8"/>
+  </w:num>
+  <w:num w:numId="9">
+    <w:abstractNumId w:val="9"/>
+  </w:num>
+  <w:num w:numId="10">
+    <w:abstractNumId w:val="10"/>
+  </w:num>
+  <w:num w:numId="11">
+    <w:abstractNumId w:val="11"/>
+  </w:num>
+</w:numbering>
 </file>
 
 <file path=word/styles.xml><?xml version="1.0" encoding="utf-8"?>
